--- a/Вычислительная техника/Лабораторные работы/Лабораторная №2/БСТ_2502_Кочкин_лаб2.docx
+++ b/Вычислительная техника/Лабораторные работы/Лабораторная №2/БСТ_2502_Кочкин_лаб2.docx
@@ -1285,18 +1285,84 @@
           <w:rFonts w:ascii="Calibri" w:hAnsi="Calibri"/>
           <w:sz w:val="28"/>
           <w:szCs w:val="28"/>
-        </w:rPr>
-      </w:pPr>
-      <w:r>
-        <w:rPr>
-          <w:rFonts w:asciiTheme="minorAscii" w:hAnsiTheme="minorAscii"/>
-          <w:b/>
-          <w:bCs/>
-          <w:sz w:val="28"/>
-          <w:szCs w:val="28"/>
-          <w:lang w:val="ru-RU" w:eastAsia="zh-CN" w:bidi="ar-SA"/>
-        </w:rPr>
-        <w:t>Каноническая сумма минтермов:</w:t>
+          <w:lang w:val="ru-RU"/>
+        </w:rPr>
+      </w:pPr>
+      <w:r>
+        <w:rPr>
+          <w:rFonts w:asciiTheme="minorAscii" w:hAnsiTheme="minorAscii"/>
+          <w:b/>
+          <w:bCs/>
+          <w:sz w:val="28"/>
+          <w:szCs w:val="28"/>
+          <w:lang w:val="ru-RU" w:eastAsia="zh-CN" w:bidi="ar-SA"/>
+        </w:rPr>
+        <w:t xml:space="preserve">Каноническая сумма минтермов: </w:t>
+      </w:r>
+      <w:r>
+        <w:rPr>
+          <w:rFonts w:asciiTheme="minorAscii" w:hAnsiTheme="minorAscii"/>
+          <w:b/>
+          <w:bCs/>
+          <w:sz w:val="28"/>
+          <w:szCs w:val="28"/>
+          <w:lang w:val="en-US" w:eastAsia="zh-CN" w:bidi="ar-SA"/>
+        </w:rPr>
+        <w:t>(</w:t>
+      </w:r>
+      <w:r>
+        <w:rPr>
+          <w:rFonts w:asciiTheme="minorAscii" w:hAnsiTheme="minorAscii"/>
+          <w:b/>
+          <w:bCs/>
+          <w:sz w:val="28"/>
+          <w:szCs w:val="28"/>
+          <w:lang w:val="ru-RU" w:eastAsia="zh-CN" w:bidi="ar-SA"/>
+        </w:rPr>
+        <w:t>СДНФ)</w:t>
+      </w:r>
+    </w:p>
+    <w:p>
+      <w:pPr>
+        <w:pStyle w:val="Normal"/>
+        <w:rPr>
+          <w:rFonts w:ascii="Calibri" w:hAnsi="Calibri"/>
+          <w:sz w:val="28"/>
+          <w:szCs w:val="28"/>
+          <w:lang w:val="ru-RU"/>
+        </w:rPr>
+      </w:pPr>
+      <w:r>
+        <w:rPr>
+          <w:rFonts w:asciiTheme="minorAscii" w:hAnsiTheme="minorAscii"/>
+          <w:b/>
+          <w:bCs/>
+          <w:sz w:val="28"/>
+          <w:szCs w:val="28"/>
+          <w:lang w:val="ru-RU" w:eastAsia="zh-CN" w:bidi="ar-SA"/>
+        </w:rPr>
+      </w:r>
+    </w:p>
+    <w:p>
+      <w:pPr>
+        <w:pStyle w:val="Normal"/>
+        <w:rPr>
+          <w:rFonts w:ascii="Calibri" w:hAnsi="Calibri"/>
+          <w:sz w:val="28"/>
+          <w:szCs w:val="28"/>
+          <w:lang w:val="ru-RU"/>
+        </w:rPr>
+      </w:pPr>
+      <w:r>
+        <w:rPr>
+          <w:rFonts w:asciiTheme="minorAscii" w:hAnsiTheme="minorAscii"/>
+          <w:b/>
+          <w:bCs/>
+          <w:sz w:val="28"/>
+          <w:szCs w:val="28"/>
+          <w:lang w:val="ru-RU" w:eastAsia="zh-CN" w:bidi="ar-SA"/>
+        </w:rPr>
+        <w:t>СКНФ:</w:t>
       </w:r>
     </w:p>
     <w:p>
@@ -1321,17 +1387,9 @@
           <w:lang w:val="ru-RU" w:eastAsia="zh-CN" w:bidi="ar-SA"/>
         </w:rPr>
         <w:drawing>
-          <wp:anchor behindDoc="0" distT="0" distB="0" distL="0" distR="0" simplePos="0" locked="0" layoutInCell="0" allowOverlap="1" relativeHeight="10">
-            <wp:simplePos x="0" y="0"/>
-            <wp:positionH relativeFrom="column">
-              <wp:posOffset>0</wp:posOffset>
-            </wp:positionH>
-            <wp:positionV relativeFrom="paragraph">
-              <wp:posOffset>5715</wp:posOffset>
-            </wp:positionV>
+          <wp:inline distT="0" distB="0" distL="0" distR="0">
             <wp:extent cx="3119120" cy="1319530"/>
             <wp:effectExtent l="0" t="0" r="0" b="0"/>
-            <wp:wrapSquare wrapText="largest"/>
             <wp:docPr id="4" name="Изображение9"/>
             <wp:cNvGraphicFramePr>
               <a:graphicFrameLocks xmlns:a="http://schemas.openxmlformats.org/drawingml/2006/main" noChangeAspect="1"/>
@@ -1365,34 +1423,8 @@
                 </pic:pic>
               </a:graphicData>
             </a:graphic>
-          </wp:anchor>
+          </wp:inline>
         </w:drawing>
-      </w:r>
-    </w:p>
-    <w:p>
-      <w:pPr>
-        <w:pStyle w:val="Normal"/>
-        <w:rPr>
-          <w:rFonts w:ascii="Calibri" w:hAnsi="Calibri" w:asciiTheme="minorAscii" w:hAnsiTheme="minorAscii"/>
-          <w:b/>
-          <w:bCs/>
-          <w:sz w:val="28"/>
-          <w:szCs w:val="28"/>
-          <w:lang w:val="ru-RU" w:eastAsia="zh-CN" w:bidi="ar-SA"/>
-        </w:rPr>
-      </w:pPr>
-      <w:r>
-        <w:rPr>
-          <w:rFonts w:asciiTheme="minorAscii" w:hAnsiTheme="minorAscii"/>
-          <w:b/>
-          <w:bCs/>
-          <w:sz w:val="28"/>
-          <w:szCs w:val="28"/>
-          <w:lang w:val="ru-RU" w:eastAsia="zh-CN" w:bidi="ar-SA"/>
-        </w:rPr>
-      </w:r>
-      <w:r>
-        <w:br w:type="page"/>
       </w:r>
     </w:p>
     <w:p>
@@ -1768,6 +1800,7 @@
           <w:szCs w:val="28"/>
           <w:lang w:val="ru-RU" w:eastAsia="zh-CN" w:bidi="ar-SA"/>
         </w:rPr>
+        <w:t>Карно</w:t>
       </w:r>
     </w:p>
     <w:p>
@@ -2343,17 +2376,9 @@
           <w:lang w:val="ru-RU" w:eastAsia="zh-CN" w:bidi="ar-SA"/>
         </w:rPr>
         <w:drawing>
-          <wp:anchor behindDoc="0" distT="0" distB="0" distL="0" distR="0" simplePos="0" locked="0" layoutInCell="0" allowOverlap="1" relativeHeight="13">
-            <wp:simplePos x="0" y="0"/>
-            <wp:positionH relativeFrom="column">
-              <wp:align>left</wp:align>
-            </wp:positionH>
-            <wp:positionV relativeFrom="paragraph">
-              <wp:posOffset>635</wp:posOffset>
-            </wp:positionV>
+          <wp:inline distT="0" distB="0" distL="0" distR="0">
             <wp:extent cx="4420870" cy="2193290"/>
             <wp:effectExtent l="0" t="0" r="0" b="0"/>
-            <wp:wrapSquare wrapText="largest"/>
             <wp:docPr id="7" name="Изображение11"/>
             <wp:cNvGraphicFramePr>
               <a:graphicFrameLocks xmlns:a="http://schemas.openxmlformats.org/drawingml/2006/main" noChangeAspect="1"/>
@@ -2387,8 +2412,79 @@
                 </pic:pic>
               </a:graphicData>
             </a:graphic>
-          </wp:anchor>
+          </wp:inline>
         </w:drawing>
+      </w:r>
+    </w:p>
+    <w:p>
+      <w:pPr>
+        <w:pStyle w:val="Normal"/>
+        <w:rPr>
+          <w:rFonts w:ascii="Calibri" w:hAnsi="Calibri" w:asciiTheme="minorAscii" w:hAnsiTheme="minorAscii"/>
+          <w:b/>
+          <w:bCs/>
+          <w:sz w:val="28"/>
+          <w:szCs w:val="28"/>
+          <w:lang w:val="ru-RU" w:eastAsia="zh-CN" w:bidi="ar-SA"/>
+        </w:rPr>
+      </w:pPr>
+      <w:r>
+        <w:rPr>
+          <w:rFonts w:asciiTheme="minorAscii" w:hAnsiTheme="minorAscii"/>
+          <w:b/>
+          <w:bCs/>
+          <w:sz w:val="28"/>
+          <w:szCs w:val="28"/>
+          <w:lang w:val="ru-RU" w:eastAsia="zh-CN" w:bidi="ar-SA"/>
+        </w:rPr>
+        <w:t>(Треугольник Паскаля)</w:t>
+      </w:r>
+    </w:p>
+    <w:p>
+      <w:pPr>
+        <w:pStyle w:val="Normal"/>
+        <w:rPr>
+          <w:rFonts w:ascii="Calibri" w:hAnsi="Calibri" w:asciiTheme="minorAscii" w:hAnsiTheme="minorAscii"/>
+          <w:b/>
+          <w:bCs/>
+          <w:sz w:val="28"/>
+          <w:szCs w:val="28"/>
+          <w:lang w:val="ru-RU" w:eastAsia="zh-CN" w:bidi="ar-SA"/>
+        </w:rPr>
+      </w:pPr>
+      <w:r>
+        <w:rPr>
+          <w:rFonts w:asciiTheme="minorAscii" w:hAnsiTheme="minorAscii"/>
+          <w:b/>
+          <w:bCs/>
+          <w:sz w:val="28"/>
+          <w:szCs w:val="28"/>
+          <w:lang w:val="ru-RU" w:eastAsia="zh-CN" w:bidi="ar-SA"/>
+        </w:rPr>
+        <w:t>(Правило склеивания)</w:t>
+      </w:r>
+    </w:p>
+    <w:p>
+      <w:pPr>
+        <w:pStyle w:val="Normal"/>
+        <w:rPr>
+          <w:rFonts w:ascii="Calibri" w:hAnsi="Calibri" w:asciiTheme="minorAscii" w:hAnsiTheme="minorAscii"/>
+          <w:b/>
+          <w:bCs/>
+          <w:sz w:val="28"/>
+          <w:szCs w:val="28"/>
+          <w:lang w:val="ru-RU" w:eastAsia="zh-CN" w:bidi="ar-SA"/>
+        </w:rPr>
+      </w:pPr>
+      <w:r>
+        <w:rPr>
+          <w:rFonts w:asciiTheme="minorAscii" w:hAnsiTheme="minorAscii"/>
+          <w:b/>
+          <w:bCs/>
+          <w:sz w:val="28"/>
+          <w:szCs w:val="28"/>
+          <w:lang w:val="ru-RU" w:eastAsia="zh-CN" w:bidi="ar-SA"/>
+        </w:rPr>
       </w:r>
       <w:r>
         <w:br w:type="page"/>
@@ -3186,7 +3282,7 @@
           <w:iCs w:val="false"/>
           <w:caps w:val="false"/>
           <w:smallCaps w:val="false"/>
-          <w:color w:val="FFFFFF"/>
+          <w:color w:val="auto"/>
           <w:spacing w:val="0"/>
           <w:sz w:val="28"/>
           <w:szCs w:val="28"/>
@@ -3311,7 +3407,7 @@
           <w:iCs w:val="false"/>
           <w:caps w:val="false"/>
           <w:smallCaps w:val="false"/>
-          <w:color w:val="FFFFFF"/>
+          <w:color w:val="auto"/>
           <w:spacing w:val="0"/>
           <w:sz w:val="28"/>
           <w:szCs w:val="28"/>
@@ -3447,7 +3543,7 @@
           <w:iCs w:val="false"/>
           <w:caps w:val="false"/>
           <w:smallCaps w:val="false"/>
-          <w:color w:val="FFFFFF"/>
+          <w:color w:val="auto"/>
           <w:spacing w:val="0"/>
           <w:sz w:val="28"/>
           <w:szCs w:val="28"/>
@@ -4081,7 +4177,7 @@
       <w:spacing w:before="240" w:after="120"/>
     </w:pPr>
     <w:rPr>
-      <w:rFonts w:ascii="Liberation Sans" w:hAnsi="Liberation Sans" w:eastAsia="Microsoft YaHei" w:cs="Arial"/>
+      <w:rFonts w:ascii="Liberation Sans" w:hAnsi="Liberation Sans" w:eastAsia="Microsoft YaHei" w:cs="Lucida Sans"/>
       <w:sz w:val="28"/>
       <w:szCs w:val="28"/>
     </w:rPr>
@@ -4126,7 +4222,7 @@
       <w:suppressLineNumbers/>
     </w:pPr>
     <w:rPr>
-      <w:rFonts w:cs="Arial"/>
+      <w:rFonts w:cs="Lucida Sans"/>
     </w:rPr>
   </w:style>
   <w:style w:type="paragraph" w:styleId="user">
@@ -4139,7 +4235,7 @@
       <w:spacing w:before="240" w:after="120"/>
     </w:pPr>
     <w:rPr>
-      <w:rFonts w:ascii="Liberation Sans" w:hAnsi="Liberation Sans" w:eastAsia="Microsoft YaHei" w:cs="Lucida Sans"/>
+      <w:rFonts w:ascii="Liberation Sans" w:hAnsi="Liberation Sans" w:eastAsia="Microsoft YaHei" w:cs="Arial"/>
       <w:sz w:val="28"/>
       <w:szCs w:val="28"/>
     </w:rPr>
@@ -4152,7 +4248,7 @@
       <w:suppressLineNumbers/>
     </w:pPr>
     <w:rPr>
-      <w:rFonts w:cs="Lucida Sans"/>
+      <w:rFonts w:cs="Arial"/>
     </w:rPr>
   </w:style>
   <w:style w:type="table" w:default="1" w:styleId="4">
